--- a/zanyatiya/Zanyatie_07_Gantt_Konspekt.docx
+++ b/zanyatiya/Zanyatie_07_Gantt_Konspekt.docx
@@ -329,7 +329,7 @@
           <w:sz w:val="20"/>
           <w:szCs w:val="20"/>
         </w:rPr>
-        <w:t xml:space="preserve"> Милстоун (milestone) — значимая точка или событие в проекте. Длительности не имеет: это момент, когда что-то стало готово. Источник: PMBOK Guide (PMI).</w:t>
+        <w:t xml:space="preserve"> Милстоун (веха, milestone) — значимая точка или событие в проекте. Длительности не имеет: это момент, когда что-то стало готово. Источник: PMBOK Guide (PMI).</w:t>
       </w:r>
     </w:p>
     <w:p>
@@ -560,7 +560,7 @@
           <w:sz w:val="20"/>
           <w:szCs w:val="20"/>
         </w:rPr>
-        <w:t xml:space="preserve"> — время, которое команда сознательно оставляет в плане на случай, если что-то пойдёт не так. Запас появляется сам, потому что пакет вне критического пути может подождать. Буфер закладывают намеренно.</w:t>
+        <w:t xml:space="preserve"> (резерв времени) — время, которое команда сознательно оставляет в плане на случай, если что-то пойдёт не так. Запас появляется сам, потому что пакет вне критического пути может подождать. Буфер закладывают намеренно.</w:t>
       </w:r>
     </w:p>
     <w:p>
@@ -746,7 +746,7 @@
           <w:sz w:val="20"/>
           <w:szCs w:val="20"/>
         </w:rPr>
-        <w:t xml:space="preserve">Шаг 4. Отметьте милстоуны.</w:t>
+        <w:t xml:space="preserve">Шаг 4. Отметьте милстоуны (вехи).</w:t>
       </w:r>
       <w:r>
         <w:rPr>
@@ -759,7 +759,7 @@
           <w:sz w:val="20"/>
           <w:szCs w:val="20"/>
         </w:rPr>
-        <w:t xml:space="preserve"> Это моменты, когда виден результат: «прототип собран», «испытания закончены», «отчёт сдан». Милстоун ставят там, где есть что показать и проверить. Он помогает следить за планом и разбивает долгий проект на части, по которым можно отчитаться. Отметьте также внешние даты курса: чекпоинт и защиту. Они заданы сверху и не двигаются.</w:t>
+        <w:t xml:space="preserve"> Это моменты, когда виден результат: «прототип собран», «испытания закончены», «отчёт сдан». Милстоун ставят там, где есть что показать и проверить. Он помогает следить за планом и разбивает долгий проект на части, по которым можно отчитаться. Отметьте также внешние даты курса: чекпоинт (контрольную точку) и защиту. Они заданы сверху и не двигаются.</w:t>
       </w:r>
     </w:p>
     <w:p>
@@ -1023,7 +1023,7 @@
           <w:sz w:val="20"/>
           <w:szCs w:val="20"/>
         </w:rPr>
-        <w:t xml:space="preserve">Шаг 8. Заложите буфер.</w:t>
+        <w:t xml:space="preserve">Шаг 8. Заложите буфер (резерв времени).</w:t>
       </w:r>
       <w:r>
         <w:rPr>
@@ -2809,7 +2809,7 @@
                 <w:sz w:val="18"/>
                 <w:szCs w:val="18"/>
               </w:rPr>
-              <w:t xml:space="preserve">Презентация и питч</w:t>
+              <w:t xml:space="preserve">Презентация и питч (защита)</w:t>
             </w:r>
           </w:p>
         </w:tc>
@@ -5759,7 +5759,7 @@
           <w:sz w:val="20"/>
           <w:szCs w:val="20"/>
         </w:rPr>
-        <w:t xml:space="preserve"> конец 3-й недели — «прототип собран и откалиброван»; конец 5-й — «испытания закончены»; конец 8-й — «отчёт сдан, питч готов».</w:t>
+        <w:t xml:space="preserve"> конец 3-й недели — «прототип собран и откалиброван»; конец 5-й — «испытания закончены»; конец 8-й — «отчёт сдан, выступление готово».</w:t>
       </w:r>
     </w:p>
     <w:p>

--- a/zanyatiya/Zanyatie_07_Gantt_Konspekt.docx
+++ b/zanyatiya/Zanyatie_07_Gantt_Konspekt.docx
@@ -95,7 +95,7 @@
           <w:sz w:val="20"/>
           <w:szCs w:val="20"/>
         </w:rPr>
-        <w:t xml:space="preserve">В WBS у каждого пакета работ есть результат, ответственный и оценка длительности. Но из списка пакетов нельзя узнать главного: когда проект закончится. Если сложить все оценки, получится максимум: так проект закончился бы, если бы всё делал один человек по очереди. В командах работы идут параллельно, и реальный срок короче суммы. Насколько короче, зависит от того, какие пакеты ждут друг друга.</w:t>
+        <w:t xml:space="preserve">В WBS (иерархической структуре работ) у каждого пакета работ есть результат, ответственный и оценка длительности. Но из списка пакетов нельзя узнать главного: когда проект закончится. Если сложить все оценки, получится максимум: так проект закончился бы, если бы всё делал один человек по очереди. В командах работы идут параллельно, и реальный срок короче суммы. Насколько короче, зависит от того, какие пакеты ждут друг друга.</w:t>
       </w:r>
     </w:p>
     <w:p>
@@ -270,7 +270,7 @@
           <w:sz w:val="20"/>
           <w:szCs w:val="20"/>
         </w:rPr>
-        <w:t xml:space="preserve"> Диаграмма Ганта своего проекта: пакеты по вертикали, недели по горизонтали, зависимости между пакетами записаны, критический путь выделен, отмечены милстоуны и защита.</w:t>
+        <w:t xml:space="preserve"> Диаграмма Ганта своего проекта: пакеты по вертикали, недели по горизонтали, зависимости между пакетами записаны, критический путь выделен, отмечены милстоуны (вехи) и защита.</w:t>
       </w:r>
     </w:p>
     <w:p>
